--- a/output/20260928-en-submissions/M2c/stage3/M2_多干预并存学习系统的冲突结构审计_压缩投稿版_EN_终稿.docx
+++ b/output/20260928-en-submissions/M2c/stage3/M2_多干预并存学习系统的冲突结构审计_压缩投稿版_EN_终稿.docx
@@ -64,7 +64,188 @@
         <w:rPr>
           <w:sz w:val="22"/>
         </w:rPr>
-        <w:t>AI-Assisted Writing Disclosure. This manuscript was prepared with the assistance of a large language model (LLM) used strictly as a language-polishing and drafting aid. No LLM authored scientific content or made any analytical, statistical, or experimental decision; all results, claims, and numerical values were produced by the authors' own experiments, simulations, and scripts. The LLM was not used to generate data, analyses, or conclusions.</w:t>
+        <w:t xml:space="preserve">AI-Assisted Writing Disclosure.This manuscript was prepared with the assistance of large language models (LLMs) and AI coding agents.These tools were used, to varying extents, for: (i) generating and editing analysis scripts; (ii) executing and re-running experiments; (iii) drafting, translating and polishing manuscript text; (iv) drafting internal revision-tracking documents.The claim made in an earlier version of this disclosure — that the LLM "was used strictly as a language-polishing and drafting aid" and that no LLM participated in analytical, statistical or experimental work — </w:t>
+      </w:r>
+      <w:r>
+        <w:rPr>
+          <w:b/>
+          <w:sz w:val="22"/>
+        </w:rPr>
+        <w:t>has been withdrawn</w:t>
+      </w:r>
+      <w:r>
+        <w:rPr>
+          <w:sz w:val="22"/>
+        </w:rPr>
+        <w:t>, because it is not consistent with the traces visible in the accompanying repository (supervisor's review §2.3, 2026-09-29).</w:t>
+      </w:r>
+    </w:p>
+    <w:p>
+      <w:pPr>
+        <w:spacing w:after="44"/>
+        <w:ind w:firstLine="0"/>
+        <w:jc w:val="center"/>
+      </w:pPr>
+      <w:r>
+        <w:rPr>
+          <w:sz w:val="22"/>
+        </w:rPr>
+        <w:t xml:space="preserve">The per-task division of work between the author and these tools, and the scope of the author's own verification of each tool output, is recorded by the author in the role-and-tools table of the dissertation proposal (§10.1) and will be stated here in its final form before submission.The corresponding author has </w:t>
+      </w:r>
+      <w:r>
+        <w:rPr>
+          <w:b/>
+          <w:sz w:val="22"/>
+        </w:rPr>
+        <w:t>not</w:t>
+      </w:r>
+      <w:r>
+        <w:rPr>
+          <w:sz w:val="22"/>
+        </w:rPr>
+        <w:t xml:space="preserve"> yet reviewed and approved this disclosure; accordingly, and per review §10, the corresponding author's name is withheld from this manuscript until the final version is approved.All numerical results reported here were produced by the scripts in the accompanying repository and are reproducible from them.</w:t>
+      </w:r>
+    </w:p>
+    <w:p>
+      <w:pPr>
+        <w:spacing w:after="120"/>
+        <w:ind w:firstLine="0"/>
+        <w:jc w:val="both"/>
+      </w:pPr>
+      <w:r>
+        <w:t>&amp;nbsp;&amp;nbsp;</w:t>
+      </w:r>
+      <w:r>
+        <w:rPr>
+          <w:b/>
+        </w:rPr>
+        <w:t>Submission positioning withdrawn (review §5.4, 2026-09-29).</w:t>
+      </w:r>
+      <w:r>
+        <w:t xml:space="preserve"> This manuscript is </w:t>
+      </w:r>
+      <w:r>
+        <w:rPr>
+          <w:b/>
+        </w:rPr>
+        <w:t>no longer established as a journal paper</w:t>
+      </w:r>
+      <w:r>
+        <w:t xml:space="preserve">, and the two target journals </w:t>
+      </w:r>
+      <w:r>
+        <w:rPr>
+          <w:i/>
+        </w:rPr>
+        <w:t>Journal of Systems and Software</w:t>
+      </w:r>
+      <w:r>
+        <w:t xml:space="preserve"> and </w:t>
+      </w:r>
+      <w:r>
+        <w:rPr>
+          <w:i/>
+        </w:rPr>
+        <w:t>Empirical Software Engineering</w:t>
+      </w:r>
+      <w:r>
+        <w:t xml:space="preserve"> (plus the fallback </w:t>
+      </w:r>
+      <w:r>
+        <w:rPr>
+          <w:i/>
+        </w:rPr>
+        <w:t>Information and Software Technology</w:t>
+      </w:r>
+      <w:r>
+        <w:t xml:space="preserve">) are </w:t>
+      </w:r>
+      <w:r>
+        <w:rPr>
+          <w:b/>
+        </w:rPr>
+        <w:t>withdrawn</w:t>
+      </w:r>
+      <w:r>
+        <w:t>.</w:t>
+      </w:r>
+    </w:p>
+    <w:p>
+      <w:pPr>
+        <w:spacing w:after="120"/>
+        <w:ind w:firstLine="0"/>
+        <w:jc w:val="both"/>
+      </w:pPr>
+      <w:r>
+        <w:t>&amp;nbsp;&amp;nbsp;</w:t>
+      </w:r>
+      <w:r>
+        <w:rPr>
+          <w:b/>
+        </w:rPr>
+        <w:t>Handled along Route B of §6.2 of the first review</w:t>
+      </w:r>
+      <w:r>
+        <w:t xml:space="preserve">: the parts of this manuscript that remain valid — </w:t>
+      </w:r>
+      <w:r>
+        <w:rPr>
+          <w:b/>
+        </w:rPr>
+        <w:t>the internal static audit sealed at the audit-time tag (</w:t>
+      </w:r>
+      <w:r>
+        <w:rPr>
+          <w:rFonts w:ascii="Courier New" w:hAnsi="Courier New"/>
+          <w:b/>
+          <w:sz w:val="22"/>
+        </w:rPr>
+        <w:t>audit-m2-20260911</w:t>
+      </w:r>
+      <w:r>
+        <w:rPr>
+          <w:b/>
+        </w:rPr>
+        <w:t>)</w:t>
+      </w:r>
+      <w:r>
+        <w:t xml:space="preserve">, and </w:t>
+      </w:r>
+      <w:r>
+        <w:rPr>
+          <w:b/>
+        </w:rPr>
+        <w:t>the diagnosis that four fields of the seven-tuple are unimplemented</w:t>
+      </w:r>
+      <w:r>
+        <w:t xml:space="preserve"> — are reorganised into </w:t>
+      </w:r>
+      <w:r>
+        <w:rPr>
+          <w:b/>
+        </w:rPr>
+        <w:t>a dissertation governance chapter + a short experience report</w:t>
+      </w:r>
+      <w:r>
+        <w:t xml:space="preserve"> (workshop or short paper, 8–10 pages). Route A's A2·A3·A4 outputs </w:t>
+      </w:r>
+      <w:r>
+        <w:rPr>
+          <w:b/>
+        </w:rPr>
+        <w:t>are not accepted as results</w:t>
+      </w:r>
+      <w:r>
+        <w:t xml:space="preserve"> (see §8.2); Route A is not to be revisited until effect producers carrying real mechanism logic are ready </w:t>
+      </w:r>
+      <w:r>
+        <w:rPr>
+          <w:b/>
+        </w:rPr>
+        <w:t>and</w:t>
+      </w:r>
+      <w:r>
+        <w:t xml:space="preserve"> the blinded procedure of two human coders has been registered before coding begins, at which point the coders' identities must be reported to the supervisor first.</w:t>
       </w:r>
     </w:p>
     <w:p>
@@ -6342,7 +6523,7 @@
               <w:rPr>
                 <w:sz w:val="22"/>
               </w:rPr>
-              <w:t>Run-time conflict frequency (Layer-2 direction-opposition discard ratio)</w:t>
+              <w:t>Run-time conflict frequency (note: this field also counts same-direction same-type de-duplication, so it is not purely direction opposition)</w:t>
             </w:r>
           </w:p>
         </w:tc>
@@ -6390,7 +6571,20 @@
               <w:rPr>
                 <w:sz w:val="22"/>
               </w:rPr>
-              <w:t>0.633</w:t>
+              <w:t xml:space="preserve">0.633 ( </w:t>
+            </w:r>
+            <w:r>
+              <w:rPr>
+                <w:b/>
+                <w:sz w:val="22"/>
+              </w:rPr>
+              <w:t>not accepted as a result</w:t>
+            </w:r>
+            <w:r>
+              <w:rPr>
+                <w:sz w:val="22"/>
+              </w:rPr>
+              <w:t xml:space="preserve"> )</w:t>
             </w:r>
           </w:p>
         </w:tc>
@@ -6649,7 +6843,116 @@
         <w:rPr>
           <w:b/>
         </w:rPr>
-        <w:t>Key interpretation</w:t>
+        <w:t>This distribution is not accepted as a result (review §5.3 and §5.4, 2026-09-29).</w:t>
+      </w:r>
+      <w:r>
+        <w:t xml:space="preserve"> The figures in the table above are retained as a record only, for four reasons: (i) the script </w:t>
+      </w:r>
+      <w:r>
+        <w:rPr>
+          <w:rFonts w:ascii="Courier New" w:hAnsi="Courier New"/>
+          <w:sz w:val="22"/>
+        </w:rPr>
+        <w:t>a3_synthetic_sessions.py</w:t>
+      </w:r>
+      <w:r>
+        <w:t xml:space="preserve"> states in its own header that it does not modify production code and directly constructs </w:t>
+      </w:r>
+      <w:r>
+        <w:rPr>
+          <w:rFonts w:ascii="Courier New" w:hAnsi="Courier New"/>
+          <w:sz w:val="22"/>
+        </w:rPr>
+        <w:t>MechanismArbitrator</w:t>
+      </w:r>
+      <w:r>
+        <w:t>, i.e.</w:t>
+      </w:r>
+    </w:p>
+    <w:p>
+      <w:pPr>
+        <w:ind w:firstLine="360"/>
+        <w:jc w:val="both"/>
+      </w:pPr>
+      <w:r>
+        <w:t xml:space="preserve">it does </w:t>
+      </w:r>
+      <w:r>
+        <w:rPr>
+          <w:b/>
+        </w:rPr>
+        <w:t>not</w:t>
+      </w:r>
+      <w:r>
+        <w:t xml:space="preserve"> run through the real orchestrator, and it has no learner model; (ii) the conflict-frequency field </w:t>
+      </w:r>
+      <w:r>
+        <w:rPr>
+          <w:rFonts w:ascii="Courier New" w:hAnsi="Courier New"/>
+          <w:sz w:val="22"/>
+        </w:rPr>
+        <w:t>dropped_by_conflict</w:t>
+      </w:r>
+      <w:r>
+        <w:t xml:space="preserve"> also counts </w:t>
+      </w:r>
+      <w:r>
+        <w:rPr>
+          <w:b/>
+        </w:rPr>
+        <w:t>same-type / same-direction de-duplication</w:t>
+      </w:r>
+      <w:r>
+        <w:t xml:space="preserve">, so 0.633 mixes in discards that are not direction opposition, which makes the earlier label Layer-2 direction-opposition discard ratio inaccurate; (iii) the metric definitions were </w:t>
+      </w:r>
+      <w:r>
+        <w:rPr>
+          <w:b/>
+        </w:rPr>
+        <w:t>changed three times after the results were seen</w:t>
+      </w:r>
+      <w:r>
+        <w:t xml:space="preserve"> (the first version pinned conflict frequency at 100% and the activation method was then changed; after preemption violations appeared the definition was changed to </w:t>
+      </w:r>
+      <w:r>
+        <w:rPr>
+          <w:rFonts w:ascii="Courier New" w:hAnsi="Courier New"/>
+          <w:sz w:val="22"/>
+        </w:rPr>
+        <w:t>preempted_by ∩ delivered</w:t>
+      </w:r>
+      <w:r>
+        <w:t xml:space="preserve">; after budget exhaustion stayed at 0 the definition was changed), and A3 had </w:t>
+      </w:r>
+      <w:r>
+        <w:rPr>
+          <w:b/>
+        </w:rPr>
+        <w:t>no prediction written down in advance</w:t>
+      </w:r>
+      <w:r>
+        <w:t xml:space="preserve">; (iv) the A1 ledger database has </w:t>
+      </w:r>
+      <w:r>
+        <w:rPr>
+          <w:b/>
+        </w:rPr>
+        <w:t>0 rows</w:t>
+      </w:r>
+      <w:r>
+        <w:t>, A3 never used the ledger, and there is no record of it running end-to-end on the real path.</w:t>
+      </w:r>
+    </w:p>
+    <w:p>
+      <w:pPr>
+        <w:ind w:firstLine="360"/>
+        <w:jc w:val="both"/>
+      </w:pPr>
+      <w:r>
+        <w:rPr>
+          <w:b/>
+        </w:rPr>
+        <w:t>Former key interpretation (no longer used; retained for the record only)</w:t>
       </w:r>
       <w:r>
         <w:t xml:space="preserve">: before the change conflict frequency = 0, consistent with the §3 audit conclusion on the natural 2-producer system; after the change it is 0.633, which </w:t>
@@ -9643,6 +9946,49 @@
         <w:jc w:val="both"/>
       </w:pPr>
       <w:r>
+        <w:rPr>
+          <w:b/>
+        </w:rPr>
+        <w:t>Decision (review §5.4, 2026-09-29): Route B.</w:t>
+      </w:r>
+      <w:r>
+        <w:t xml:space="preserve"> Route A's A1/A2/A3 are implemented, but </w:t>
+      </w:r>
+      <w:r>
+        <w:rPr>
+          <w:b/>
+        </w:rPr>
+        <w:t>Route A's A2·A3·A4 outputs are not accepted as results</w:t>
+      </w:r>
+      <w:r>
+        <w:t xml:space="preserve">; this paper therefore proceeds along Route B — the internal static audit sealed at tag </w:t>
+      </w:r>
+      <w:r>
+        <w:rPr>
+          <w:rFonts w:ascii="Courier New" w:hAnsi="Courier New"/>
+          <w:sz w:val="22"/>
+        </w:rPr>
+        <w:t>audit-m2-20260911</w:t>
+      </w:r>
+      <w:r>
+        <w:t xml:space="preserve"> and the diagnosis that four fields of the seven-tuple are unimplemented are reorganised into a dissertation governance chapter + a short experience report, </w:t>
+      </w:r>
+      <w:r>
+        <w:rPr>
+          <w:b/>
+        </w:rPr>
+        <w:t>and no journal submission is made</w:t>
+      </w:r>
+      <w:r>
+        <w:t>. Route A is not revisited until effect producers carrying real mechanism logic are ready and the blinded procedure of two human coders has been registered before coding begins, at which point the coders' identities must be reported to the supervisor first.</w:t>
+      </w:r>
+    </w:p>
+    <w:p>
+      <w:pPr>
+        <w:ind w:firstLine="360"/>
+        <w:jc w:val="both"/>
+      </w:pPr>
+      <w:r>
         <w:t xml:space="preserve">The reviewer's judgement: the existing material supports a limited internal static audit but </w:t>
       </w:r>
       <w:r>
